--- a/docs/pack-commercial/secretaires/GUIDE-DECLARATION-REVENUS_collaborateur.docx
+++ b/docs/pack-commercial/secretaires/GUIDE-DECLARATION-REVENUS_collaborateur.docx
@@ -132,7 +132,7 @@
               <w:rPr>
                 <w:sz w:val="20"/>
               </w:rPr>
-              <w:t>5. À chaque encaissement, mettez de côté le pourcentage correspondant à vos cotisations (il dépend de votre régime — voir § 2), plus une marge pour l'impôt : vous ne serez jamais pris de court.</w:t>
+              <w:t xml:space="preserve">5. À chaque encaissement, mettez de côté le pourcentage correspondant à vos cotisations (il dépend de votre régime — voir § 2), plus une marge pour l'impôt : vous ne serez jamais prise de court.</w:t>
             </w:r>
           </w:p>
         </w:tc>
@@ -1499,7 +1499,7 @@
         <w:rPr>
           <w:sz w:val="21"/>
         </w:rPr>
-        <w:t>Votre allocation peut être partiellement maintenue et cumulée avec vos revenus d'indépendante, tant que allocation + revenus ne dépassent pas votre ancien salaire de référence. Le versement du mois est provisoire : France Travail régularise ensuite sur justificatifs, en pratique à chaque trimestre, à partir de vos déclarations de chiffre d'affaires à l'URSSAF — conservez-les et transmettez-les dès qu'on vous les demande.</w:t>
+        <w:t xml:space="preserve">Votre allocation peut être partiellement maintenue et cumulée avec vos revenus d'indépendante, tant que le total de l'allocation et de vos revenus ne dépasse pas votre ancien salaire de référence. Le versement du mois est provisoire : France Travail régularise ensuite sur justificatifs, en pratique à chaque trimestre, à partir de vos déclarations de chiffre d'affaires à l'URSSAF — conservez-les et transmettez-les dès qu'on vous les demande.</w:t>
       </w:r>
     </w:p>
     <w:tbl>
@@ -1580,7 +1580,7 @@
         <w:rPr>
           <w:sz w:val="21"/>
         </w:rPr>
-        <w:t>Ne pas déclarer un trimestre à zéro — c'est une pénalité alors qu'il n'y avait rien à payer.</w:t>
+        <w:t xml:space="preserve">Ne pas déclarer une période à zéro (mois ou trimestre) — c'est une pénalité alors qu'il n'y avait rien à payer.</w:t>
       </w:r>
     </w:p>
     <w:p>
@@ -1616,7 +1616,7 @@
         <w:rPr>
           <w:sz w:val="21"/>
         </w:rPr>
-        <w:t>Tout dépenser sans provisionner : les cotisations tombent un mois plus tard et font mal.</w:t>
+        <w:t xml:space="preserve">Tout dépenser sans provisionner : les cotisations tombent le mois ou le trimestre suivant et font mal.</w:t>
       </w:r>
     </w:p>
     <w:p>
